--- a/lab3-screenshots.docx
+++ b/lab3-screenshots.docx
@@ -37,27 +37,16 @@
           <w:b/>
           <w:bCs/>
         </w:rPr>
-        <w:t xml:space="preserve">Порядок показа — скриншоты </w:t>
-      </w:r>
-      <w:proofErr w:type="gramStart"/>
-      <w:r>
-        <w:rPr>
-          <w:b/>
-          <w:bCs/>
-        </w:rPr>
-        <w:t>1-17</w:t>
-      </w:r>
-      <w:proofErr w:type="gramEnd"/>
+        <w:t>Порядок показа — скриншоты 1-17</w:t>
+      </w:r>
     </w:p>
     <w:p>
       <w:pPr>
         <w:pStyle w:val="2"/>
       </w:pPr>
-      <w:proofErr w:type="spellStart"/>
       <w:r>
         <w:t>Postman</w:t>
       </w:r>
-      <w:proofErr w:type="spellEnd"/>
     </w:p>
     <w:p>
       <w:pPr>
@@ -70,25 +59,48 @@
     <w:p>
       <w:pPr>
         <w:spacing w:after="100"/>
-      </w:pPr>
-      <w:r>
-        <w:t xml:space="preserve">Коллекция «PC Power </w:t>
-      </w:r>
-      <w:proofErr w:type="spellStart"/>
-      <w:r>
-        <w:t>Calc</w:t>
-      </w:r>
-      <w:proofErr w:type="spellEnd"/>
-      <w:r>
-        <w:t xml:space="preserve"> — ЛР3 API» в </w:t>
-      </w:r>
-      <w:proofErr w:type="spellStart"/>
-      <w:r>
-        <w:t>Postman</w:t>
-      </w:r>
-      <w:proofErr w:type="spellEnd"/>
-      <w:r>
-        <w:t>: папка «Основные запросы» (01–11) и папка «Ошибки (краевые случаи)».</w:t>
+        <w:rPr>
+          <w:lang w:val="en-US"/>
+        </w:rPr>
+      </w:pPr>
+      <w:r>
+        <w:t>Коллекция</w:t>
+      </w:r>
+      <w:r>
+        <w:rPr>
+          <w:lang w:val="en-US"/>
+        </w:rPr>
+        <w:t xml:space="preserve"> «PC Power Calc — </w:t>
+      </w:r>
+      <w:r>
+        <w:t>ЛР</w:t>
+      </w:r>
+      <w:r>
+        <w:rPr>
+          <w:lang w:val="en-US"/>
+        </w:rPr>
+        <w:t xml:space="preserve">3 API» </w:t>
+      </w:r>
+      <w:r>
+        <w:t>в</w:t>
+      </w:r>
+      <w:r>
+        <w:rPr>
+          <w:lang w:val="en-US"/>
+        </w:rPr>
+        <w:t xml:space="preserve"> Postman (01–1</w:t>
+      </w:r>
+      <w:r>
+        <w:rPr>
+          <w:lang w:val="en-US"/>
+        </w:rPr>
+        <w:t>0</w:t>
+      </w:r>
+      <w:r>
+        <w:rPr>
+          <w:lang w:val="en-US"/>
+        </w:rPr>
+        <w:t>).</w:t>
       </w:r>
     </w:p>
     <w:p>
@@ -98,10 +110,10 @@
       </w:pPr>
       <w:r>
         <w:drawing>
-          <wp:inline distT="0" distB="0" distL="0" distR="0" wp14:anchorId="7F20B313" wp14:editId="0716C7A7">
-            <wp:extent cx="3290544" cy="5806440"/>
-            <wp:effectExtent l="0" t="0" r="5715" b="3810"/>
-            <wp:docPr id="634422348" name="Рисунок 1"/>
+          <wp:inline distT="0" distB="0" distL="0" distR="0" wp14:anchorId="5D0E9020" wp14:editId="12BC0A39">
+            <wp:extent cx="4534533" cy="3162741"/>
+            <wp:effectExtent l="0" t="0" r="0" b="0"/>
+            <wp:docPr id="915344031" name="Рисунок 1"/>
             <wp:cNvGraphicFramePr>
               <a:graphicFrameLocks xmlns:a="http://schemas.openxmlformats.org/drawingml/2006/main" noChangeAspect="1"/>
             </wp:cNvGraphicFramePr>
@@ -109,7 +121,7 @@
               <a:graphicData uri="http://schemas.openxmlformats.org/drawingml/2006/picture">
                 <pic:pic xmlns:pic="http://schemas.openxmlformats.org/drawingml/2006/picture">
                   <pic:nvPicPr>
-                    <pic:cNvPr id="634422348" name=""/>
+                    <pic:cNvPr id="915344031" name=""/>
                     <pic:cNvPicPr/>
                   </pic:nvPicPr>
                   <pic:blipFill>
@@ -121,7 +133,7 @@
                   <pic:spPr>
                     <a:xfrm>
                       <a:off x="0" y="0"/>
-                      <a:ext cx="3296290" cy="5816579"/>
+                      <a:ext cx="4534533" cy="3162741"/>
                     </a:xfrm>
                     <a:prstGeom prst="rect">
                       <a:avLst/>
@@ -147,39 +159,7 @@
         <w:spacing w:after="100"/>
       </w:pPr>
       <w:r>
-        <w:t>GET /</w:t>
-      </w:r>
-      <w:proofErr w:type="spellStart"/>
-      <w:r>
-        <w:t>api</w:t>
-      </w:r>
-      <w:proofErr w:type="spellEnd"/>
-      <w:r>
-        <w:t>/</w:t>
-      </w:r>
-      <w:proofErr w:type="spellStart"/>
-      <w:r>
-        <w:t>power_components?max_power</w:t>
-      </w:r>
-      <w:proofErr w:type="spellEnd"/>
-      <w:r>
-        <w:t xml:space="preserve">=300 — список опубликованных компонентов с фильтрацией по мощности. У каждого компонента поля </w:t>
-      </w:r>
-      <w:proofErr w:type="spellStart"/>
-      <w:r>
-        <w:t>likes_count</w:t>
-      </w:r>
-      <w:proofErr w:type="spellEnd"/>
-      <w:r>
-        <w:t xml:space="preserve"> и </w:t>
-      </w:r>
-      <w:proofErr w:type="spellStart"/>
-      <w:r>
-        <w:t>is_mine</w:t>
-      </w:r>
-      <w:proofErr w:type="spellEnd"/>
-      <w:r>
-        <w:t xml:space="preserve"> (0/1).</w:t>
+        <w:t>GET /api/power_components?max_power=300 — список опубликованных компонентов с фильтрацией по мощности. У каждого компонента поля likes_count и is_mine (0/1).</w:t>
       </w:r>
     </w:p>
     <w:p>
@@ -190,10 +170,10 @@
       <w:r>
         <w:lastRenderedPageBreak/>
         <w:drawing>
-          <wp:inline distT="0" distB="0" distL="0" distR="0" wp14:anchorId="5FCC82E0" wp14:editId="5B67AAD7">
-            <wp:extent cx="6120130" cy="4420235"/>
-            <wp:effectExtent l="0" t="0" r="0" b="0"/>
-            <wp:docPr id="1356499876" name="Рисунок 1"/>
+          <wp:inline distT="0" distB="0" distL="0" distR="0" wp14:anchorId="389B0F8E" wp14:editId="521B5247">
+            <wp:extent cx="6120130" cy="3477260"/>
+            <wp:effectExtent l="0" t="0" r="0" b="8890"/>
+            <wp:docPr id="1916809459" name="Рисунок 1"/>
             <wp:cNvGraphicFramePr>
               <a:graphicFrameLocks xmlns:a="http://schemas.openxmlformats.org/drawingml/2006/main" noChangeAspect="1"/>
             </wp:cNvGraphicFramePr>
@@ -201,7 +181,7 @@
               <a:graphicData uri="http://schemas.openxmlformats.org/drawingml/2006/picture">
                 <pic:pic xmlns:pic="http://schemas.openxmlformats.org/drawingml/2006/picture">
                   <pic:nvPicPr>
-                    <pic:cNvPr id="1356499876" name=""/>
+                    <pic:cNvPr id="1916809459" name=""/>
                     <pic:cNvPicPr/>
                   </pic:nvPicPr>
                   <pic:blipFill>
@@ -213,7 +193,7 @@
                   <pic:spPr>
                     <a:xfrm>
                       <a:off x="0" y="0"/>
-                      <a:ext cx="6120130" cy="4420235"/>
+                      <a:ext cx="6120130" cy="3477260"/>
                     </a:xfrm>
                     <a:prstGeom prst="rect">
                       <a:avLst/>
@@ -239,79 +219,7 @@
         <w:spacing w:after="100"/>
       </w:pPr>
       <w:r>
-        <w:t>POST /</w:t>
-      </w:r>
-      <w:proofErr w:type="spellStart"/>
-      <w:r>
-        <w:t>api</w:t>
-      </w:r>
-      <w:proofErr w:type="spellEnd"/>
-      <w:r>
-        <w:t>/</w:t>
-      </w:r>
-      <w:proofErr w:type="spellStart"/>
-      <w:r>
-        <w:t>power_components</w:t>
-      </w:r>
-      <w:proofErr w:type="spellEnd"/>
-      <w:r>
-        <w:t xml:space="preserve"> — добавление новой услуги с картинкой и видео (</w:t>
-      </w:r>
-      <w:proofErr w:type="spellStart"/>
-      <w:r>
-        <w:t>form-data</w:t>
-      </w:r>
-      <w:proofErr w:type="spellEnd"/>
-      <w:r>
-        <w:t xml:space="preserve">: </w:t>
-      </w:r>
-      <w:proofErr w:type="spellStart"/>
-      <w:r>
-        <w:t>title</w:t>
-      </w:r>
-      <w:proofErr w:type="spellEnd"/>
-      <w:r>
-        <w:t xml:space="preserve">, </w:t>
-      </w:r>
-      <w:proofErr w:type="spellStart"/>
-      <w:r>
-        <w:t>image</w:t>
-      </w:r>
-      <w:proofErr w:type="spellEnd"/>
-      <w:r>
-        <w:t xml:space="preserve">, </w:t>
-      </w:r>
-      <w:proofErr w:type="spellStart"/>
-      <w:r>
-        <w:t>video</w:t>
-      </w:r>
-      <w:proofErr w:type="spellEnd"/>
-      <w:r>
-        <w:t xml:space="preserve">). Файлы сохранены в </w:t>
-      </w:r>
-      <w:proofErr w:type="spellStart"/>
-      <w:r>
-        <w:t>MinIO</w:t>
-      </w:r>
-      <w:proofErr w:type="spellEnd"/>
-      <w:r>
-        <w:t xml:space="preserve">, ссылки — в </w:t>
-      </w:r>
-      <w:proofErr w:type="spellStart"/>
-      <w:r>
-        <w:t>image_url</w:t>
-      </w:r>
-      <w:proofErr w:type="spellEnd"/>
-      <w:r>
-        <w:t xml:space="preserve"> и </w:t>
-      </w:r>
-      <w:proofErr w:type="spellStart"/>
-      <w:r>
-        <w:t>video_url</w:t>
-      </w:r>
-      <w:proofErr w:type="spellEnd"/>
-      <w:r>
-        <w:t>.</w:t>
+        <w:t>POST /api/power_components — добавление новой услуги с картинкой и видео (form-data: title, image, video). Файлы сохранены в MinIO, ссылки — в image_url и video_url.</w:t>
       </w:r>
     </w:p>
     <w:p>
@@ -321,10 +229,10 @@
       </w:pPr>
       <w:r>
         <w:drawing>
-          <wp:inline distT="0" distB="0" distL="0" distR="0" wp14:anchorId="7F4B5C80" wp14:editId="01921756">
-            <wp:extent cx="5745480" cy="4022074"/>
-            <wp:effectExtent l="0" t="0" r="7620" b="0"/>
-            <wp:docPr id="1304789151" name="Рисунок 1"/>
+          <wp:inline distT="0" distB="0" distL="0" distR="0" wp14:anchorId="04250979" wp14:editId="4CFB6C10">
+            <wp:extent cx="6120130" cy="2980690"/>
+            <wp:effectExtent l="0" t="0" r="0" b="0"/>
+            <wp:docPr id="87419447" name="Рисунок 1"/>
             <wp:cNvGraphicFramePr>
               <a:graphicFrameLocks xmlns:a="http://schemas.openxmlformats.org/drawingml/2006/main" noChangeAspect="1"/>
             </wp:cNvGraphicFramePr>
@@ -332,7 +240,7 @@
               <a:graphicData uri="http://schemas.openxmlformats.org/drawingml/2006/picture">
                 <pic:pic xmlns:pic="http://schemas.openxmlformats.org/drawingml/2006/picture">
                   <pic:nvPicPr>
-                    <pic:cNvPr id="1304789151" name=""/>
+                    <pic:cNvPr id="87419447" name=""/>
                     <pic:cNvPicPr/>
                   </pic:nvPicPr>
                   <pic:blipFill>
@@ -344,7 +252,7 @@
                   <pic:spPr>
                     <a:xfrm>
                       <a:off x="0" y="0"/>
-                      <a:ext cx="5750513" cy="4025598"/>
+                      <a:ext cx="6120130" cy="2980690"/>
                     </a:xfrm>
                     <a:prstGeom prst="rect">
                       <a:avLst/>
@@ -362,53 +270,29 @@
         <w:pStyle w:val="3"/>
       </w:pPr>
       <w:r>
+        <w:t>Скриншот 4</w:t>
+      </w:r>
+    </w:p>
+    <w:p>
+      <w:pPr>
+        <w:spacing w:after="100"/>
+      </w:pPr>
+      <w:r>
+        <w:t>GET /api/power_components/draft — получение черновика текущего пользователя (ид не указывается).</w:t>
+      </w:r>
+    </w:p>
+    <w:p>
+      <w:pPr>
+        <w:spacing w:after="100"/>
+        <w:jc w:val="center"/>
+      </w:pPr>
+      <w:r>
         <w:lastRenderedPageBreak/>
-        <w:t>Скриншот 4</w:t>
-      </w:r>
-    </w:p>
-    <w:p>
-      <w:pPr>
-        <w:spacing w:after="100"/>
-      </w:pPr>
-      <w:r>
-        <w:t>GET /</w:t>
-      </w:r>
-      <w:proofErr w:type="spellStart"/>
-      <w:r>
-        <w:t>api</w:t>
-      </w:r>
-      <w:proofErr w:type="spellEnd"/>
-      <w:r>
-        <w:t>/</w:t>
-      </w:r>
-      <w:proofErr w:type="spellStart"/>
-      <w:r>
-        <w:t>power_components</w:t>
-      </w:r>
-      <w:proofErr w:type="spellEnd"/>
-      <w:r>
-        <w:t>/</w:t>
-      </w:r>
-      <w:proofErr w:type="spellStart"/>
-      <w:r>
-        <w:t>draft</w:t>
-      </w:r>
-      <w:proofErr w:type="spellEnd"/>
-      <w:r>
-        <w:t xml:space="preserve"> — получение черновика текущего пользователя (ид не указывается).</w:t>
-      </w:r>
-    </w:p>
-    <w:p>
-      <w:pPr>
-        <w:spacing w:after="100"/>
-        <w:jc w:val="center"/>
-      </w:pPr>
-      <w:r>
         <w:drawing>
-          <wp:inline distT="0" distB="0" distL="0" distR="0" wp14:anchorId="2E4643E9" wp14:editId="2CC3A96E">
-            <wp:extent cx="6120130" cy="3353435"/>
-            <wp:effectExtent l="0" t="0" r="0" b="0"/>
-            <wp:docPr id="898074377" name="Рисунок 1"/>
+          <wp:inline distT="0" distB="0" distL="0" distR="0" wp14:anchorId="136F669C" wp14:editId="6FF8717E">
+            <wp:extent cx="6120130" cy="2090420"/>
+            <wp:effectExtent l="0" t="0" r="0" b="5080"/>
+            <wp:docPr id="657455925" name="Рисунок 1"/>
             <wp:cNvGraphicFramePr>
               <a:graphicFrameLocks xmlns:a="http://schemas.openxmlformats.org/drawingml/2006/main" noChangeAspect="1"/>
             </wp:cNvGraphicFramePr>
@@ -416,7 +300,7 @@
               <a:graphicData uri="http://schemas.openxmlformats.org/drawingml/2006/picture">
                 <pic:pic xmlns:pic="http://schemas.openxmlformats.org/drawingml/2006/picture">
                   <pic:nvPicPr>
-                    <pic:cNvPr id="898074377" name=""/>
+                    <pic:cNvPr id="657455925" name=""/>
                     <pic:cNvPicPr/>
                   </pic:nvPicPr>
                   <pic:blipFill>
@@ -428,7 +312,7 @@
                   <pic:spPr>
                     <a:xfrm>
                       <a:off x="0" y="0"/>
-                      <a:ext cx="6120130" cy="3353435"/>
+                      <a:ext cx="6120130" cy="2090420"/>
                     </a:xfrm>
                     <a:prstGeom prst="rect">
                       <a:avLst/>
@@ -469,49 +353,7 @@
         <w:rPr>
           <w:lang w:val="en-US"/>
         </w:rPr>
-        <w:t>PUT /</w:t>
-      </w:r>
-      <w:proofErr w:type="spellStart"/>
-      <w:r>
-        <w:rPr>
-          <w:lang w:val="en-US"/>
-        </w:rPr>
-        <w:t>api</w:t>
-      </w:r>
-      <w:proofErr w:type="spellEnd"/>
-      <w:r>
-        <w:rPr>
-          <w:lang w:val="en-US"/>
-        </w:rPr>
-        <w:t>/</w:t>
-      </w:r>
-      <w:proofErr w:type="spellStart"/>
-      <w:r>
-        <w:rPr>
-          <w:lang w:val="en-US"/>
-        </w:rPr>
-        <w:t>power_</w:t>
-      </w:r>
-      <w:proofErr w:type="gramStart"/>
-      <w:r>
-        <w:rPr>
-          <w:lang w:val="en-US"/>
-        </w:rPr>
-        <w:t>components</w:t>
-      </w:r>
-      <w:proofErr w:type="spellEnd"/>
-      <w:r>
-        <w:rPr>
-          <w:lang w:val="en-US"/>
-        </w:rPr>
-        <w:t>/{id}/</w:t>
-      </w:r>
-      <w:proofErr w:type="gramEnd"/>
-      <w:r>
-        <w:rPr>
-          <w:lang w:val="en-US"/>
-        </w:rPr>
-        <w:t xml:space="preserve">publish — </w:t>
+        <w:t xml:space="preserve">PUT /api/power_components/{id}/publish — </w:t>
       </w:r>
       <w:r>
         <w:t>публикация</w:t>
@@ -538,49 +380,7 @@
         <w:rPr>
           <w:lang w:val="en-US"/>
         </w:rPr>
-        <w:t xml:space="preserve"> description, </w:t>
-      </w:r>
-      <w:proofErr w:type="spellStart"/>
-      <w:r>
-        <w:rPr>
-          <w:lang w:val="en-US"/>
-        </w:rPr>
-        <w:t>power_watt</w:t>
-      </w:r>
-      <w:proofErr w:type="spellEnd"/>
-      <w:r>
-        <w:rPr>
-          <w:lang w:val="en-US"/>
-        </w:rPr>
-        <w:t xml:space="preserve">, </w:t>
-      </w:r>
-      <w:proofErr w:type="spellStart"/>
-      <w:r>
-        <w:rPr>
-          <w:lang w:val="en-US"/>
-        </w:rPr>
-        <w:t>weight_gram</w:t>
-      </w:r>
-      <w:proofErr w:type="spellEnd"/>
-      <w:r>
-        <w:rPr>
-          <w:lang w:val="en-US"/>
-        </w:rPr>
-        <w:t xml:space="preserve">, </w:t>
-      </w:r>
-      <w:proofErr w:type="spellStart"/>
-      <w:r>
-        <w:rPr>
-          <w:lang w:val="en-US"/>
-        </w:rPr>
-        <w:t>formed_at</w:t>
-      </w:r>
-      <w:proofErr w:type="spellEnd"/>
-      <w:r>
-        <w:rPr>
-          <w:lang w:val="en-US"/>
-        </w:rPr>
-        <w:t>.</w:t>
+        <w:t xml:space="preserve"> description, power_watt, weight_gram, formed_at.</w:t>
       </w:r>
     </w:p>
     <w:p>
@@ -590,10 +390,10 @@
       </w:pPr>
       <w:r>
         <w:drawing>
-          <wp:inline distT="0" distB="0" distL="0" distR="0" wp14:anchorId="2482AA5D" wp14:editId="0CF46E45">
-            <wp:extent cx="6120130" cy="4305935"/>
-            <wp:effectExtent l="0" t="0" r="0" b="0"/>
-            <wp:docPr id="2125722392" name="Рисунок 1"/>
+          <wp:inline distT="0" distB="0" distL="0" distR="0" wp14:anchorId="733F430D" wp14:editId="416EFAA8">
+            <wp:extent cx="6120130" cy="2112645"/>
+            <wp:effectExtent l="0" t="0" r="0" b="1905"/>
+            <wp:docPr id="1360951038" name="Рисунок 1"/>
             <wp:cNvGraphicFramePr>
               <a:graphicFrameLocks xmlns:a="http://schemas.openxmlformats.org/drawingml/2006/main" noChangeAspect="1"/>
             </wp:cNvGraphicFramePr>
@@ -601,7 +401,7 @@
               <a:graphicData uri="http://schemas.openxmlformats.org/drawingml/2006/picture">
                 <pic:pic xmlns:pic="http://schemas.openxmlformats.org/drawingml/2006/picture">
                   <pic:nvPicPr>
-                    <pic:cNvPr id="2125722392" name=""/>
+                    <pic:cNvPr id="1360951038" name=""/>
                     <pic:cNvPicPr/>
                   </pic:nvPicPr>
                   <pic:blipFill>
@@ -613,7 +413,7 @@
                   <pic:spPr>
                     <a:xfrm>
                       <a:off x="0" y="0"/>
-                      <a:ext cx="6120130" cy="4305935"/>
+                      <a:ext cx="6120130" cy="2112645"/>
                     </a:xfrm>
                     <a:prstGeom prst="rect">
                       <a:avLst/>
@@ -631,7 +431,6 @@
         <w:pStyle w:val="3"/>
       </w:pPr>
       <w:r>
-        <w:lastRenderedPageBreak/>
         <w:t>Скриншот 6</w:t>
       </w:r>
     </w:p>
@@ -640,39 +439,7 @@
         <w:spacing w:after="100"/>
       </w:pPr>
       <w:r>
-        <w:t>GET /</w:t>
-      </w:r>
-      <w:proofErr w:type="spellStart"/>
-      <w:r>
-        <w:t>api</w:t>
-      </w:r>
-      <w:proofErr w:type="spellEnd"/>
-      <w:r>
-        <w:t>/</w:t>
-      </w:r>
-      <w:proofErr w:type="spellStart"/>
-      <w:r>
-        <w:t>power_components</w:t>
-      </w:r>
-      <w:proofErr w:type="spellEnd"/>
-      <w:r>
-        <w:t>/</w:t>
-      </w:r>
-      <w:proofErr w:type="spellStart"/>
-      <w:r>
-        <w:t>feed</w:t>
-      </w:r>
-      <w:proofErr w:type="spellEnd"/>
-      <w:r>
-        <w:t xml:space="preserve"> — лента без ид: первый опубликованный компонент, вложенный объект </w:t>
-      </w:r>
-      <w:proofErr w:type="spellStart"/>
-      <w:r>
-        <w:t>creator</w:t>
-      </w:r>
-      <w:proofErr w:type="spellEnd"/>
-      <w:r>
-        <w:t>.</w:t>
+        <w:t>GET /api/power_components/feed — лента без ид: первый опубликованный компонент, вложенный объект creator.</w:t>
       </w:r>
     </w:p>
     <w:p>
@@ -682,10 +449,10 @@
       </w:pPr>
       <w:r>
         <w:drawing>
-          <wp:inline distT="0" distB="0" distL="0" distR="0" wp14:anchorId="4F33A8EE" wp14:editId="383D1521">
-            <wp:extent cx="6120130" cy="4323080"/>
-            <wp:effectExtent l="0" t="0" r="0" b="1270"/>
-            <wp:docPr id="760993195" name="Рисунок 1"/>
+          <wp:inline distT="0" distB="0" distL="0" distR="0" wp14:anchorId="6518F861" wp14:editId="18F13939">
+            <wp:extent cx="6120130" cy="2484120"/>
+            <wp:effectExtent l="0" t="0" r="0" b="0"/>
+            <wp:docPr id="1350898095" name="Рисунок 1"/>
             <wp:cNvGraphicFramePr>
               <a:graphicFrameLocks xmlns:a="http://schemas.openxmlformats.org/drawingml/2006/main" noChangeAspect="1"/>
             </wp:cNvGraphicFramePr>
@@ -693,7 +460,7 @@
               <a:graphicData uri="http://schemas.openxmlformats.org/drawingml/2006/picture">
                 <pic:pic xmlns:pic="http://schemas.openxmlformats.org/drawingml/2006/picture">
                   <pic:nvPicPr>
-                    <pic:cNvPr id="760993195" name=""/>
+                    <pic:cNvPr id="1350898095" name=""/>
                     <pic:cNvPicPr/>
                   </pic:nvPicPr>
                   <pic:blipFill>
@@ -705,7 +472,7 @@
                   <pic:spPr>
                     <a:xfrm>
                       <a:off x="0" y="0"/>
-                      <a:ext cx="6120130" cy="4323080"/>
+                      <a:ext cx="6120130" cy="2484120"/>
                     </a:xfrm>
                     <a:prstGeom prst="rect">
                       <a:avLst/>
@@ -731,55 +498,7 @@
         <w:spacing w:after="100"/>
       </w:pPr>
       <w:r>
-        <w:t>GET /</w:t>
-      </w:r>
-      <w:proofErr w:type="spellStart"/>
-      <w:r>
-        <w:t>api</w:t>
-      </w:r>
-      <w:proofErr w:type="spellEnd"/>
-      <w:r>
-        <w:t>/</w:t>
-      </w:r>
-      <w:proofErr w:type="spellStart"/>
-      <w:r>
-        <w:t>power_components</w:t>
-      </w:r>
-      <w:proofErr w:type="spellEnd"/>
-      <w:r>
-        <w:t>/</w:t>
-      </w:r>
-      <w:proofErr w:type="spellStart"/>
-      <w:r>
-        <w:t>feed</w:t>
-      </w:r>
-      <w:proofErr w:type="spellEnd"/>
-      <w:r>
-        <w:t>/{</w:t>
-      </w:r>
-      <w:proofErr w:type="spellStart"/>
-      <w:r>
-        <w:t>id</w:t>
-      </w:r>
-      <w:proofErr w:type="spellEnd"/>
-      <w:r>
-        <w:t>}?</w:t>
-      </w:r>
-      <w:proofErr w:type="spellStart"/>
-      <w:r>
-        <w:t>next</w:t>
-      </w:r>
-      <w:proofErr w:type="spellEnd"/>
-      <w:r>
-        <w:t>=</w:t>
-      </w:r>
-      <w:proofErr w:type="spellStart"/>
-      <w:r>
-        <w:t>true</w:t>
-      </w:r>
-      <w:proofErr w:type="spellEnd"/>
-      <w:r>
-        <w:t xml:space="preserve"> — лента по ид: следующий опубликованный компонент после указанного.</w:t>
+        <w:t>GET /api/power_components/feed/{id}?next=true — лента по ид: следующий опубликованный компонент после указанного.</w:t>
       </w:r>
     </w:p>
     <w:p>
@@ -788,6 +507,9 @@
         <w:jc w:val="center"/>
       </w:pPr>
       <w:r>
+        <w:rPr>
+          <w:noProof/>
+        </w:rPr>
         <w:lastRenderedPageBreak/>
         <w:drawing>
           <wp:inline distT="0" distB="0" distL="0" distR="0" wp14:anchorId="1D8308EC" wp14:editId="1D93516A">
@@ -839,63 +561,7 @@
         <w:spacing w:after="100"/>
       </w:pPr>
       <w:r>
-        <w:t>POST /</w:t>
-      </w:r>
-      <w:proofErr w:type="spellStart"/>
-      <w:r>
-        <w:t>api</w:t>
-      </w:r>
-      <w:proofErr w:type="spellEnd"/>
-      <w:r>
-        <w:t>/</w:t>
-      </w:r>
-      <w:proofErr w:type="spellStart"/>
-      <w:r>
-        <w:t>power_components</w:t>
-      </w:r>
-      <w:proofErr w:type="spellEnd"/>
-      <w:r>
-        <w:t>/{</w:t>
-      </w:r>
-      <w:proofErr w:type="spellStart"/>
-      <w:r>
-        <w:t>id</w:t>
-      </w:r>
-      <w:proofErr w:type="spellEnd"/>
-      <w:r>
-        <w:t>}/</w:t>
-      </w:r>
-      <w:proofErr w:type="spellStart"/>
-      <w:r>
-        <w:t>like</w:t>
-      </w:r>
-      <w:proofErr w:type="spellEnd"/>
-      <w:r>
-        <w:t xml:space="preserve"> — лайк от текущего пользователя (</w:t>
-      </w:r>
-      <w:proofErr w:type="spellStart"/>
-      <w:r>
-        <w:t>like</w:t>
-      </w:r>
-      <w:proofErr w:type="spellEnd"/>
-      <w:r>
-        <w:t xml:space="preserve"> = 1). В ответе </w:t>
-      </w:r>
-      <w:proofErr w:type="spellStart"/>
-      <w:r>
-        <w:t>is_liked</w:t>
-      </w:r>
-      <w:proofErr w:type="spellEnd"/>
-      <w:r>
-        <w:t xml:space="preserve"> и </w:t>
-      </w:r>
-      <w:proofErr w:type="spellStart"/>
-      <w:r>
-        <w:t>likes_count</w:t>
-      </w:r>
-      <w:proofErr w:type="spellEnd"/>
-      <w:r>
-        <w:t>.</w:t>
+        <w:t>POST /api/power_components/{id}/like — лайк от текущего пользователя (like = 1). В ответе is_liked и likes_count.</w:t>
       </w:r>
     </w:p>
     <w:p>
@@ -904,6 +570,9 @@
         <w:jc w:val="center"/>
       </w:pPr>
       <w:r>
+        <w:rPr>
+          <w:noProof/>
+        </w:rPr>
         <w:drawing>
           <wp:inline distT="0" distB="0" distL="0" distR="0" wp14:anchorId="5F20FB2B" wp14:editId="5A6DF8D1">
             <wp:extent cx="5783580" cy="4057147"/>
@@ -970,49 +639,7 @@
         <w:rPr>
           <w:lang w:val="en-US"/>
         </w:rPr>
-        <w:t>DELETE /</w:t>
-      </w:r>
-      <w:proofErr w:type="spellStart"/>
-      <w:r>
-        <w:rPr>
-          <w:lang w:val="en-US"/>
-        </w:rPr>
-        <w:t>api</w:t>
-      </w:r>
-      <w:proofErr w:type="spellEnd"/>
-      <w:r>
-        <w:rPr>
-          <w:lang w:val="en-US"/>
-        </w:rPr>
-        <w:t>/</w:t>
-      </w:r>
-      <w:proofErr w:type="spellStart"/>
-      <w:r>
-        <w:rPr>
-          <w:lang w:val="en-US"/>
-        </w:rPr>
-        <w:t>power_</w:t>
-      </w:r>
-      <w:proofErr w:type="gramStart"/>
-      <w:r>
-        <w:rPr>
-          <w:lang w:val="en-US"/>
-        </w:rPr>
-        <w:t>components</w:t>
-      </w:r>
-      <w:proofErr w:type="spellEnd"/>
-      <w:r>
-        <w:rPr>
-          <w:lang w:val="en-US"/>
-        </w:rPr>
-        <w:t>/{</w:t>
-      </w:r>
-      <w:proofErr w:type="gramEnd"/>
-      <w:r>
-        <w:rPr>
-          <w:lang w:val="en-US"/>
-        </w:rPr>
-        <w:t xml:space="preserve">id} — </w:t>
+        <w:t xml:space="preserve">DELETE /api/power_components/{id} — </w:t>
       </w:r>
       <w:r>
         <w:t>логическое</w:t>
@@ -1038,6 +665,9 @@
         <w:spacing w:after="100"/>
       </w:pPr>
       <w:r>
+        <w:rPr>
+          <w:noProof/>
+        </w:rPr>
         <w:drawing>
           <wp:inline distT="0" distB="0" distL="0" distR="0" wp14:anchorId="5460AFA4" wp14:editId="7B22F3DD">
             <wp:extent cx="6120130" cy="4254500"/>
@@ -1088,31 +718,7 @@
         <w:spacing w:after="100"/>
       </w:pPr>
       <w:r>
-        <w:t>POST /</w:t>
-      </w:r>
-      <w:proofErr w:type="spellStart"/>
-      <w:r>
-        <w:t>api</w:t>
-      </w:r>
-      <w:proofErr w:type="spellEnd"/>
-      <w:r>
-        <w:t>/</w:t>
-      </w:r>
-      <w:proofErr w:type="spellStart"/>
-      <w:r>
-        <w:t>users</w:t>
-      </w:r>
-      <w:proofErr w:type="spellEnd"/>
-      <w:r>
-        <w:t>/</w:t>
-      </w:r>
-      <w:proofErr w:type="spellStart"/>
-      <w:r>
-        <w:t>register</w:t>
-      </w:r>
-      <w:proofErr w:type="spellEnd"/>
-      <w:r>
-        <w:t xml:space="preserve"> — регистрация нового пользователя, ответ 201 (пароль в ответ не попадает).</w:t>
+        <w:t>POST /api/users/register — регистрация нового пользователя, ответ 201 (пароль в ответ не попадает).</w:t>
       </w:r>
     </w:p>
     <w:p>
@@ -1121,6 +727,9 @@
         <w:jc w:val="center"/>
       </w:pPr>
       <w:r>
+        <w:rPr>
+          <w:noProof/>
+        </w:rPr>
         <w:drawing>
           <wp:inline distT="0" distB="0" distL="0" distR="0" wp14:anchorId="4099AC88" wp14:editId="0CCCE8A6">
             <wp:extent cx="6120130" cy="2628900"/>
@@ -1162,11 +771,9 @@
       <w:pPr>
         <w:pStyle w:val="2"/>
       </w:pPr>
-      <w:proofErr w:type="spellStart"/>
       <w:r>
         <w:t>Adminer</w:t>
       </w:r>
-      <w:proofErr w:type="spellEnd"/>
     </w:p>
     <w:p>
       <w:pPr>
@@ -1179,69 +786,10 @@
     <w:p>
       <w:pPr>
         <w:spacing w:after="100"/>
-        <w:rPr>
-          <w:lang w:val="en-US"/>
-        </w:rPr>
       </w:pPr>
       <w:r>
         <w:lastRenderedPageBreak/>
-        <w:t xml:space="preserve">SELECT по таблице </w:t>
-      </w:r>
-      <w:proofErr w:type="spellStart"/>
-      <w:r>
-        <w:t>power_components</w:t>
-      </w:r>
-      <w:proofErr w:type="spellEnd"/>
-      <w:r>
-        <w:t xml:space="preserve">: новая запись с </w:t>
-      </w:r>
-      <w:proofErr w:type="spellStart"/>
-      <w:r>
-        <w:t>image_url</w:t>
-      </w:r>
-      <w:proofErr w:type="spellEnd"/>
-      <w:r>
-        <w:t xml:space="preserve"> и </w:t>
-      </w:r>
-      <w:proofErr w:type="spellStart"/>
-      <w:r>
-        <w:t>video_url</w:t>
-      </w:r>
-      <w:proofErr w:type="spellEnd"/>
-      <w:r>
-        <w:t xml:space="preserve"> из </w:t>
-      </w:r>
-      <w:proofErr w:type="spellStart"/>
-      <w:r>
-        <w:t>MinIO</w:t>
-      </w:r>
-      <w:proofErr w:type="spellEnd"/>
-      <w:r>
-        <w:t xml:space="preserve">, </w:t>
-      </w:r>
-      <w:proofErr w:type="spellStart"/>
-      <w:r>
-        <w:t>formed_at</w:t>
-      </w:r>
-      <w:proofErr w:type="spellEnd"/>
-      <w:r>
-        <w:t xml:space="preserve"> после публикации и </w:t>
-      </w:r>
-      <w:proofErr w:type="spellStart"/>
-      <w:r>
-        <w:t>status</w:t>
-      </w:r>
-      <w:proofErr w:type="spellEnd"/>
-      <w:r>
-        <w:t xml:space="preserve"> = </w:t>
-      </w:r>
-      <w:proofErr w:type="spellStart"/>
-      <w:r>
-        <w:t>deleted</w:t>
-      </w:r>
-      <w:proofErr w:type="spellEnd"/>
-      <w:r>
-        <w:t xml:space="preserve"> после удаления.</w:t>
+        <w:t>SELECT по таблице power_components: новая запись с image_url и video_url из MinIO, formed_at после публикации и status = deleted после удаления.</w:t>
       </w:r>
     </w:p>
     <w:p>
@@ -1254,6 +802,7 @@
       </w:pPr>
       <w:r>
         <w:rPr>
+          <w:noProof/>
           <w:lang w:val="en-US"/>
         </w:rPr>
         <w:drawing>
@@ -1339,24 +888,19 @@
         <w:rPr>
           <w:lang w:val="en-US"/>
         </w:rPr>
+        <w:t xml:space="preserve"> power_component_likes: </w:t>
+      </w:r>
+      <w:r>
+        <w:t>лайк</w:t>
+      </w:r>
+      <w:r>
+        <w:rPr>
+          <w:lang w:val="en-US"/>
+        </w:rPr>
         <w:t xml:space="preserve"> </w:t>
       </w:r>
-      <w:proofErr w:type="spellStart"/>
-      <w:r>
-        <w:rPr>
-          <w:lang w:val="en-US"/>
-        </w:rPr>
-        <w:t>power_component_likes</w:t>
-      </w:r>
-      <w:proofErr w:type="spellEnd"/>
-      <w:r>
-        <w:rPr>
-          <w:lang w:val="en-US"/>
-        </w:rPr>
-        <w:t xml:space="preserve">: </w:t>
-      </w:r>
-      <w:r>
-        <w:t>лайк</w:t>
+      <w:r>
+        <w:t>текущего</w:t>
       </w:r>
       <w:r>
         <w:rPr>
@@ -1365,36 +909,13 @@
         <w:t xml:space="preserve"> </w:t>
       </w:r>
       <w:r>
-        <w:t>текущего</w:t>
-      </w:r>
-      <w:r>
-        <w:rPr>
-          <w:lang w:val="en-US"/>
-        </w:rPr>
-        <w:t xml:space="preserve"> </w:t>
-      </w:r>
-      <w:r>
         <w:t>пользователя</w:t>
       </w:r>
       <w:r>
         <w:rPr>
           <w:lang w:val="en-US"/>
         </w:rPr>
-        <w:t xml:space="preserve"> (</w:t>
-      </w:r>
-      <w:proofErr w:type="spellStart"/>
-      <w:r>
-        <w:rPr>
-          <w:lang w:val="en-US"/>
-        </w:rPr>
-        <w:t>user_id</w:t>
-      </w:r>
-      <w:proofErr w:type="spellEnd"/>
-      <w:r>
-        <w:rPr>
-          <w:lang w:val="en-US"/>
-        </w:rPr>
-        <w:t xml:space="preserve"> = 1).</w:t>
+        <w:t xml:space="preserve"> (user_id = 1).</w:t>
       </w:r>
     </w:p>
     <w:p>
@@ -1407,6 +928,7 @@
       </w:pPr>
       <w:r>
         <w:rPr>
+          <w:noProof/>
           <w:lang w:val="en-US"/>
         </w:rPr>
         <w:drawing>
@@ -1457,39 +979,21 @@
     <w:p>
       <w:pPr>
         <w:spacing w:after="100"/>
-        <w:rPr>
-          <w:lang w:val="en-US"/>
-        </w:rPr>
-      </w:pPr>
-      <w:r>
-        <w:t xml:space="preserve">SELECT по таблице </w:t>
-      </w:r>
-      <w:proofErr w:type="spellStart"/>
-      <w:r>
-        <w:t>users</w:t>
-      </w:r>
-      <w:proofErr w:type="spellEnd"/>
-      <w:r>
-        <w:t xml:space="preserve">: новый пользователь после регистрации, пароль хранится в виде </w:t>
-      </w:r>
-      <w:proofErr w:type="spellStart"/>
-      <w:r>
-        <w:t>хеша</w:t>
-      </w:r>
-      <w:proofErr w:type="spellEnd"/>
-      <w:r>
-        <w:t xml:space="preserve"> PBKDF2.</w:t>
-      </w:r>
-    </w:p>
-    <w:p>
-      <w:pPr>
-        <w:spacing w:after="100"/>
-        <w:rPr>
-          <w:lang w:val="en-US"/>
-        </w:rPr>
-      </w:pPr>
-      <w:r>
-        <w:rPr>
+      </w:pPr>
+      <w:r>
+        <w:t>SELECT по таблице users: новый пользователь после регистрации, пароль хранится в виде хеша PBKDF2.</w:t>
+      </w:r>
+    </w:p>
+    <w:p>
+      <w:pPr>
+        <w:spacing w:after="100"/>
+        <w:rPr>
+          <w:lang w:val="en-US"/>
+        </w:rPr>
+      </w:pPr>
+      <w:r>
+        <w:rPr>
+          <w:noProof/>
           <w:lang w:val="en-US"/>
         </w:rPr>
         <w:lastRenderedPageBreak/>
@@ -1572,46 +1076,19 @@
         <w:rPr>
           <w:lang w:val="en-US"/>
         </w:rPr>
-        <w:t xml:space="preserve"> </w:t>
-      </w:r>
-      <w:proofErr w:type="spellStart"/>
-      <w:r>
-        <w:rPr>
-          <w:lang w:val="en-US"/>
-        </w:rPr>
-        <w:t>SQLAlchemy</w:t>
-      </w:r>
-      <w:proofErr w:type="spellEnd"/>
-      <w:r>
-        <w:rPr>
-          <w:lang w:val="en-US"/>
-        </w:rPr>
-        <w:t>: models/power_component.py (</w:t>
-      </w:r>
-      <w:proofErr w:type="spellStart"/>
-      <w:r>
-        <w:rPr>
-          <w:lang w:val="en-US"/>
-        </w:rPr>
-        <w:t>PowerComponent</w:t>
-      </w:r>
-      <w:proofErr w:type="spellEnd"/>
-      <w:r>
-        <w:rPr>
-          <w:lang w:val="en-US"/>
-        </w:rPr>
-        <w:t>), models/user.py, models/power_component_like.py.</w:t>
-      </w:r>
-    </w:p>
-    <w:p>
-      <w:pPr>
-        <w:spacing w:after="100"/>
-        <w:rPr>
-          <w:lang w:val="en-US"/>
-        </w:rPr>
-      </w:pPr>
-      <w:r>
-        <w:rPr>
+        <w:t xml:space="preserve"> SQLAlchemy: models/power_component.py (PowerComponent), models/user.py, models/power_component_like.py.</w:t>
+      </w:r>
+    </w:p>
+    <w:p>
+      <w:pPr>
+        <w:spacing w:after="100"/>
+        <w:rPr>
+          <w:lang w:val="en-US"/>
+        </w:rPr>
+      </w:pPr>
+      <w:r>
+        <w:rPr>
+          <w:noProof/>
           <w:lang w:val="en-US"/>
         </w:rPr>
         <w:drawing>
@@ -1654,52 +1131,56 @@
     <w:p>
       <w:pPr>
         <w:pStyle w:val="3"/>
-      </w:pPr>
-      <w:r>
-        <w:t>Скриншот 15</w:t>
-      </w:r>
-    </w:p>
-    <w:p>
-      <w:pPr>
-        <w:spacing w:after="100"/>
-        <w:rPr>
-          <w:lang w:val="en-US"/>
-        </w:rPr>
-      </w:pPr>
-      <w:proofErr w:type="spellStart"/>
+        <w:rPr>
+          <w:lang w:val="en-US"/>
+        </w:rPr>
+      </w:pPr>
+      <w:r>
+        <w:t>Скриншот</w:t>
+      </w:r>
+      <w:r>
+        <w:rPr>
+          <w:lang w:val="en-US"/>
+        </w:rPr>
+        <w:t xml:space="preserve"> 15</w:t>
+      </w:r>
+    </w:p>
+    <w:p>
+      <w:pPr>
+        <w:spacing w:after="100"/>
+        <w:rPr>
+          <w:lang w:val="en-US"/>
+        </w:rPr>
+      </w:pPr>
       <w:r>
         <w:t>Сериализаторы</w:t>
       </w:r>
-      <w:proofErr w:type="spellEnd"/>
-      <w:r>
-        <w:t xml:space="preserve"> </w:t>
-      </w:r>
-      <w:proofErr w:type="spellStart"/>
-      <w:r>
-        <w:t>Pydantic</w:t>
-      </w:r>
-      <w:proofErr w:type="spellEnd"/>
-      <w:r>
-        <w:t>: schemas/power_component.py и schemas/common.py (</w:t>
-      </w:r>
-      <w:proofErr w:type="spellStart"/>
-      <w:r>
-        <w:t>ApiResponse</w:t>
-      </w:r>
-      <w:proofErr w:type="spellEnd"/>
-      <w:r>
-        <w:t>).</w:t>
-      </w:r>
-    </w:p>
-    <w:p>
-      <w:pPr>
-        <w:spacing w:after="100"/>
-        <w:rPr>
-          <w:lang w:val="en-US"/>
-        </w:rPr>
-      </w:pPr>
-      <w:r>
-        <w:rPr>
+      <w:r>
+        <w:rPr>
+          <w:lang w:val="en-US"/>
+        </w:rPr>
+        <w:t xml:space="preserve"> Pydantic: schemas/power_component.py </w:t>
+      </w:r>
+      <w:r>
+        <w:t>и</w:t>
+      </w:r>
+      <w:r>
+        <w:rPr>
+          <w:lang w:val="en-US"/>
+        </w:rPr>
+        <w:t xml:space="preserve"> schemas/common.py (ApiResponse).</w:t>
+      </w:r>
+    </w:p>
+    <w:p>
+      <w:pPr>
+        <w:spacing w:after="100"/>
+        <w:rPr>
+          <w:lang w:val="en-US"/>
+        </w:rPr>
+      </w:pPr>
+      <w:r>
+        <w:rPr>
+          <w:noProof/>
           <w:lang w:val="en-US"/>
         </w:rPr>
         <w:lastRenderedPageBreak/>
@@ -1743,63 +1224,110 @@
     <w:p>
       <w:pPr>
         <w:pStyle w:val="3"/>
-      </w:pPr>
-      <w:r>
-        <w:t>Скриншот 16</w:t>
-      </w:r>
-    </w:p>
-    <w:p>
-      <w:pPr>
-        <w:spacing w:after="100"/>
-        <w:rPr>
-          <w:lang w:val="en-US"/>
-        </w:rPr>
-      </w:pPr>
-      <w:r>
-        <w:t>Функция-</w:t>
-      </w:r>
-      <w:proofErr w:type="spellStart"/>
-      <w:r>
-        <w:t>singleton</w:t>
-      </w:r>
-      <w:proofErr w:type="spellEnd"/>
-      <w:r>
-        <w:t xml:space="preserve"> core/current_user.py (CREATOR_ID = 1) и её использование в методах через </w:t>
-      </w:r>
-      <w:proofErr w:type="spellStart"/>
-      <w:r>
-        <w:t>Depends</w:t>
-      </w:r>
-      <w:proofErr w:type="spellEnd"/>
-      <w:r>
-        <w:t>(</w:t>
-      </w:r>
-      <w:proofErr w:type="spellStart"/>
-      <w:r>
-        <w:t>get_current_user</w:t>
-      </w:r>
-      <w:proofErr w:type="spellEnd"/>
-      <w:r>
-        <w:t xml:space="preserve">) в </w:t>
-      </w:r>
-      <w:proofErr w:type="spellStart"/>
-      <w:r>
-        <w:t>api</w:t>
-      </w:r>
-      <w:proofErr w:type="spellEnd"/>
-      <w:r>
-        <w:t>/power_components_api.py.</w:t>
-      </w:r>
-    </w:p>
-    <w:p>
-      <w:pPr>
-        <w:spacing w:after="100"/>
-        <w:rPr>
-          <w:lang w:val="en-US"/>
-        </w:rPr>
-      </w:pPr>
-      <w:r>
-        <w:rPr>
+        <w:rPr>
+          <w:lang w:val="en-US"/>
+        </w:rPr>
+      </w:pPr>
+      <w:r>
+        <w:t>Скриншот</w:t>
+      </w:r>
+      <w:r>
+        <w:rPr>
+          <w:lang w:val="en-US"/>
+        </w:rPr>
+        <w:t xml:space="preserve"> 16</w:t>
+      </w:r>
+    </w:p>
+    <w:p>
+      <w:pPr>
+        <w:spacing w:after="100"/>
+        <w:rPr>
+          <w:lang w:val="en-US"/>
+        </w:rPr>
+      </w:pPr>
+      <w:r>
+        <w:t>Функция</w:t>
+      </w:r>
+      <w:r>
+        <w:rPr>
+          <w:lang w:val="en-US"/>
+        </w:rPr>
+        <w:t xml:space="preserve">-singleton core/current_user.py (CREATOR_ID = 1) </w:t>
+      </w:r>
+      <w:r>
+        <w:t>и</w:t>
+      </w:r>
+      <w:r>
+        <w:rPr>
+          <w:lang w:val="en-US"/>
+        </w:rPr>
+        <w:t xml:space="preserve"> </w:t>
+      </w:r>
+      <w:r>
+        <w:t>её</w:t>
+      </w:r>
+      <w:r>
+        <w:rPr>
+          <w:lang w:val="en-US"/>
+        </w:rPr>
+        <w:t xml:space="preserve"> </w:t>
+      </w:r>
+      <w:r>
+        <w:t>использование</w:t>
+      </w:r>
+      <w:r>
+        <w:rPr>
+          <w:lang w:val="en-US"/>
+        </w:rPr>
+        <w:t xml:space="preserve"> </w:t>
+      </w:r>
+      <w:r>
+        <w:t>в</w:t>
+      </w:r>
+      <w:r>
+        <w:rPr>
+          <w:lang w:val="en-US"/>
+        </w:rPr>
+        <w:t xml:space="preserve"> </w:t>
+      </w:r>
+      <w:r>
+        <w:t>методах</w:t>
+      </w:r>
+      <w:r>
+        <w:rPr>
+          <w:lang w:val="en-US"/>
+        </w:rPr>
+        <w:t xml:space="preserve"> </w:t>
+      </w:r>
+      <w:r>
+        <w:t>через</w:t>
+      </w:r>
+      <w:r>
+        <w:rPr>
+          <w:lang w:val="en-US"/>
+        </w:rPr>
+        <w:t xml:space="preserve"> Depends(get_current_user) </w:t>
+      </w:r>
+      <w:r>
+        <w:t>в</w:t>
+      </w:r>
+      <w:r>
+        <w:rPr>
+          <w:lang w:val="en-US"/>
+        </w:rPr>
+        <w:t xml:space="preserve"> api/power_components_api.py.</w:t>
+      </w:r>
+    </w:p>
+    <w:p>
+      <w:pPr>
+        <w:spacing w:after="100"/>
+        <w:rPr>
+          <w:lang w:val="en-US"/>
+        </w:rPr>
+      </w:pPr>
+      <w:r>
+        <w:rPr>
+          <w:noProof/>
           <w:lang w:val="en-US"/>
         </w:rPr>
         <w:drawing>
@@ -1864,6 +1392,7 @@
       </w:pPr>
       <w:r>
         <w:rPr>
+          <w:noProof/>
           <w:lang w:val="en-US"/>
         </w:rPr>
         <w:lastRenderedPageBreak/>

--- a/lab3-screenshots.docx
+++ b/lab3-screenshots.docx
@@ -88,19 +88,7 @@
         <w:rPr>
           <w:lang w:val="en-US"/>
         </w:rPr>
-        <w:t xml:space="preserve"> Postman (01–1</w:t>
-      </w:r>
-      <w:r>
-        <w:rPr>
-          <w:lang w:val="en-US"/>
-        </w:rPr>
-        <w:t>0</w:t>
-      </w:r>
-      <w:r>
-        <w:rPr>
-          <w:lang w:val="en-US"/>
-        </w:rPr>
-        <w:t>).</w:t>
+        <w:t xml:space="preserve"> Postman (01–10).</w:t>
       </w:r>
     </w:p>
     <w:p>
@@ -110,10 +98,10 @@
       </w:pPr>
       <w:r>
         <w:drawing>
-          <wp:inline distT="0" distB="0" distL="0" distR="0" wp14:anchorId="5D0E9020" wp14:editId="12BC0A39">
-            <wp:extent cx="4534533" cy="3162741"/>
-            <wp:effectExtent l="0" t="0" r="0" b="0"/>
-            <wp:docPr id="915344031" name="Рисунок 1"/>
+          <wp:inline distT="0" distB="0" distL="0" distR="0" wp14:anchorId="033F36C1" wp14:editId="2B244BAD">
+            <wp:extent cx="4525006" cy="3134162"/>
+            <wp:effectExtent l="0" t="0" r="9525" b="9525"/>
+            <wp:docPr id="785445164" name="Рисунок 1"/>
             <wp:cNvGraphicFramePr>
               <a:graphicFrameLocks xmlns:a="http://schemas.openxmlformats.org/drawingml/2006/main" noChangeAspect="1"/>
             </wp:cNvGraphicFramePr>
@@ -121,7 +109,7 @@
               <a:graphicData uri="http://schemas.openxmlformats.org/drawingml/2006/picture">
                 <pic:pic xmlns:pic="http://schemas.openxmlformats.org/drawingml/2006/picture">
                   <pic:nvPicPr>
-                    <pic:cNvPr id="915344031" name=""/>
+                    <pic:cNvPr id="785445164" name=""/>
                     <pic:cNvPicPr/>
                   </pic:nvPicPr>
                   <pic:blipFill>
@@ -133,7 +121,7 @@
                   <pic:spPr>
                     <a:xfrm>
                       <a:off x="0" y="0"/>
-                      <a:ext cx="4534533" cy="3162741"/>
+                      <a:ext cx="4525006" cy="3134162"/>
                     </a:xfrm>
                     <a:prstGeom prst="rect">
                       <a:avLst/>
@@ -168,6 +156,9 @@
         <w:jc w:val="center"/>
       </w:pPr>
       <w:r>
+        <w:rPr>
+          <w:noProof/>
+        </w:rPr>
         <w:lastRenderedPageBreak/>
         <w:drawing>
           <wp:inline distT="0" distB="0" distL="0" distR="0" wp14:anchorId="389B0F8E" wp14:editId="521B5247">
@@ -228,6 +219,9 @@
         <w:jc w:val="center"/>
       </w:pPr>
       <w:r>
+        <w:rPr>
+          <w:noProof/>
+        </w:rPr>
         <w:drawing>
           <wp:inline distT="0" distB="0" distL="0" distR="0" wp14:anchorId="04250979" wp14:editId="4CFB6C10">
             <wp:extent cx="6120130" cy="2980690"/>
@@ -287,6 +281,9 @@
         <w:jc w:val="center"/>
       </w:pPr>
       <w:r>
+        <w:rPr>
+          <w:noProof/>
+        </w:rPr>
         <w:lastRenderedPageBreak/>
         <w:drawing>
           <wp:inline distT="0" distB="0" distL="0" distR="0" wp14:anchorId="136F669C" wp14:editId="6FF8717E">
@@ -389,6 +386,9 @@
         <w:jc w:val="center"/>
       </w:pPr>
       <w:r>
+        <w:rPr>
+          <w:noProof/>
+        </w:rPr>
         <w:drawing>
           <wp:inline distT="0" distB="0" distL="0" distR="0" wp14:anchorId="733F430D" wp14:editId="416EFAA8">
             <wp:extent cx="6120130" cy="2112645"/>
@@ -448,6 +448,9 @@
         <w:jc w:val="center"/>
       </w:pPr>
       <w:r>
+        <w:rPr>
+          <w:noProof/>
+        </w:rPr>
         <w:drawing>
           <wp:inline distT="0" distB="0" distL="0" distR="0" wp14:anchorId="6518F861" wp14:editId="18F13939">
             <wp:extent cx="6120130" cy="2484120"/>
@@ -496,26 +499,32 @@
     <w:p>
       <w:pPr>
         <w:spacing w:after="100"/>
-      </w:pPr>
-      <w:r>
-        <w:t>GET /api/power_components/feed/{id}?next=true — лента по ид: следующий опубликованный компонент после указанного.</w:t>
+        <w:rPr>
+          <w:lang w:val="en-US"/>
+        </w:rPr>
+      </w:pPr>
+      <w:r>
+        <w:t>GET /api/power_components/feed?power_component_id={id}&amp;next=true — лента по ид: следующий опубликованный компонент после указанного. Это тот же метод ленты, что на скриншоте 6, с включёнными параметрами power_component_id и next.</w:t>
       </w:r>
     </w:p>
     <w:p>
       <w:pPr>
         <w:spacing w:after="100"/>
         <w:jc w:val="center"/>
-      </w:pPr>
-      <w:r>
-        <w:rPr>
-          <w:noProof/>
+        <w:rPr>
+          <w:lang w:val="en-US"/>
+        </w:rPr>
+      </w:pPr>
+      <w:r>
+        <w:rPr>
+          <w:lang w:val="en-US"/>
         </w:rPr>
         <w:lastRenderedPageBreak/>
         <w:drawing>
-          <wp:inline distT="0" distB="0" distL="0" distR="0" wp14:anchorId="1D8308EC" wp14:editId="1D93516A">
-            <wp:extent cx="6120130" cy="4299585"/>
-            <wp:effectExtent l="0" t="0" r="0" b="5715"/>
-            <wp:docPr id="916605895" name="Рисунок 1"/>
+          <wp:inline distT="0" distB="0" distL="0" distR="0" wp14:anchorId="7E4221CD" wp14:editId="6FA5579D">
+            <wp:extent cx="6120130" cy="2505710"/>
+            <wp:effectExtent l="0" t="0" r="0" b="8890"/>
+            <wp:docPr id="1034878579" name="Рисунок 1"/>
             <wp:cNvGraphicFramePr>
               <a:graphicFrameLocks xmlns:a="http://schemas.openxmlformats.org/drawingml/2006/main" noChangeAspect="1"/>
             </wp:cNvGraphicFramePr>
@@ -523,7 +532,7 @@
               <a:graphicData uri="http://schemas.openxmlformats.org/drawingml/2006/picture">
                 <pic:pic xmlns:pic="http://schemas.openxmlformats.org/drawingml/2006/picture">
                   <pic:nvPicPr>
-                    <pic:cNvPr id="916605895" name=""/>
+                    <pic:cNvPr id="1034878579" name=""/>
                     <pic:cNvPicPr/>
                   </pic:nvPicPr>
                   <pic:blipFill>
@@ -535,7 +544,7 @@
                   <pic:spPr>
                     <a:xfrm>
                       <a:off x="0" y="0"/>
-                      <a:ext cx="6120130" cy="4299585"/>
+                      <a:ext cx="6120130" cy="2505710"/>
                     </a:xfrm>
                     <a:prstGeom prst="rect">
                       <a:avLst/>
@@ -559,6 +568,9 @@
     <w:p>
       <w:pPr>
         <w:spacing w:after="100"/>
+        <w:rPr>
+          <w:lang w:val="en-US"/>
+        </w:rPr>
       </w:pPr>
       <w:r>
         <w:t>POST /api/power_components/{id}/like — лайк от текущего пользователя (like = 1). В ответе is_liked и likes_count.</w:t>
@@ -568,16 +580,19 @@
       <w:pPr>
         <w:spacing w:after="100"/>
         <w:jc w:val="center"/>
-      </w:pPr>
-      <w:r>
-        <w:rPr>
-          <w:noProof/>
+        <w:rPr>
+          <w:lang w:val="en-US"/>
+        </w:rPr>
+      </w:pPr>
+      <w:r>
+        <w:rPr>
+          <w:lang w:val="en-US"/>
         </w:rPr>
         <w:drawing>
-          <wp:inline distT="0" distB="0" distL="0" distR="0" wp14:anchorId="5F20FB2B" wp14:editId="5A6DF8D1">
-            <wp:extent cx="5783580" cy="4057147"/>
-            <wp:effectExtent l="0" t="0" r="7620" b="635"/>
-            <wp:docPr id="757902576" name="Рисунок 1"/>
+          <wp:inline distT="0" distB="0" distL="0" distR="0" wp14:anchorId="5E540585" wp14:editId="3836C698">
+            <wp:extent cx="6120130" cy="1264285"/>
+            <wp:effectExtent l="0" t="0" r="0" b="0"/>
+            <wp:docPr id="979211721" name="Рисунок 1"/>
             <wp:cNvGraphicFramePr>
               <a:graphicFrameLocks xmlns:a="http://schemas.openxmlformats.org/drawingml/2006/main" noChangeAspect="1"/>
             </wp:cNvGraphicFramePr>
@@ -585,7 +600,7 @@
               <a:graphicData uri="http://schemas.openxmlformats.org/drawingml/2006/picture">
                 <pic:pic xmlns:pic="http://schemas.openxmlformats.org/drawingml/2006/picture">
                   <pic:nvPicPr>
-                    <pic:cNvPr id="757902576" name=""/>
+                    <pic:cNvPr id="979211721" name=""/>
                     <pic:cNvPicPr/>
                   </pic:nvPicPr>
                   <pic:blipFill>
@@ -597,7 +612,7 @@
                   <pic:spPr>
                     <a:xfrm>
                       <a:off x="0" y="0"/>
-                      <a:ext cx="5785949" cy="4058809"/>
+                      <a:ext cx="6120130" cy="1264285"/>
                     </a:xfrm>
                     <a:prstGeom prst="rect">
                       <a:avLst/>
@@ -618,7 +633,6 @@
         </w:rPr>
       </w:pPr>
       <w:r>
-        <w:lastRenderedPageBreak/>
         <w:t>Скриншот</w:t>
       </w:r>
       <w:r>
@@ -663,16 +677,20 @@
     <w:p>
       <w:pPr>
         <w:spacing w:after="100"/>
-      </w:pPr>
-      <w:r>
-        <w:rPr>
-          <w:noProof/>
+        <w:jc w:val="center"/>
+        <w:rPr>
+          <w:lang w:val="en-US"/>
+        </w:rPr>
+      </w:pPr>
+      <w:r>
+        <w:rPr>
+          <w:lang w:val="en-US"/>
         </w:rPr>
         <w:drawing>
-          <wp:inline distT="0" distB="0" distL="0" distR="0" wp14:anchorId="5460AFA4" wp14:editId="7B22F3DD">
-            <wp:extent cx="6120130" cy="4254500"/>
-            <wp:effectExtent l="0" t="0" r="0" b="0"/>
-            <wp:docPr id="413858127" name="Рисунок 1"/>
+          <wp:inline distT="0" distB="0" distL="0" distR="0" wp14:anchorId="36BF319A" wp14:editId="3B998FE7">
+            <wp:extent cx="6120130" cy="1198880"/>
+            <wp:effectExtent l="0" t="0" r="0" b="1270"/>
+            <wp:docPr id="1073188940" name="Рисунок 1"/>
             <wp:cNvGraphicFramePr>
               <a:graphicFrameLocks xmlns:a="http://schemas.openxmlformats.org/drawingml/2006/main" noChangeAspect="1"/>
             </wp:cNvGraphicFramePr>
@@ -680,7 +698,7 @@
               <a:graphicData uri="http://schemas.openxmlformats.org/drawingml/2006/picture">
                 <pic:pic xmlns:pic="http://schemas.openxmlformats.org/drawingml/2006/picture">
                   <pic:nvPicPr>
-                    <pic:cNvPr id="413858127" name=""/>
+                    <pic:cNvPr id="1073188940" name=""/>
                     <pic:cNvPicPr/>
                   </pic:nvPicPr>
                   <pic:blipFill>
@@ -692,7 +710,7 @@
                   <pic:spPr>
                     <a:xfrm>
                       <a:off x="0" y="0"/>
-                      <a:ext cx="6120130" cy="4254500"/>
+                      <a:ext cx="6120130" cy="1198880"/>
                     </a:xfrm>
                     <a:prstGeom prst="rect">
                       <a:avLst/>
@@ -716,6 +734,9 @@
     <w:p>
       <w:pPr>
         <w:spacing w:after="100"/>
+        <w:rPr>
+          <w:lang w:val="en-US"/>
+        </w:rPr>
       </w:pPr>
       <w:r>
         <w:t>POST /api/users/register — регистрация нового пользователя, ответ 201 (пароль в ответ не попадает).</w:t>
@@ -725,16 +746,19 @@
       <w:pPr>
         <w:spacing w:after="100"/>
         <w:jc w:val="center"/>
-      </w:pPr>
-      <w:r>
-        <w:rPr>
-          <w:noProof/>
+        <w:rPr>
+          <w:lang w:val="en-US"/>
+        </w:rPr>
+      </w:pPr>
+      <w:r>
+        <w:rPr>
+          <w:lang w:val="en-US"/>
         </w:rPr>
         <w:drawing>
-          <wp:inline distT="0" distB="0" distL="0" distR="0" wp14:anchorId="4099AC88" wp14:editId="0CCCE8A6">
-            <wp:extent cx="6120130" cy="2628900"/>
+          <wp:inline distT="0" distB="0" distL="0" distR="0" wp14:anchorId="6E90B7C6" wp14:editId="1D4490FC">
+            <wp:extent cx="6120130" cy="1265555"/>
             <wp:effectExtent l="0" t="0" r="0" b="0"/>
-            <wp:docPr id="301443604" name="Рисунок 1"/>
+            <wp:docPr id="620514531" name="Рисунок 1"/>
             <wp:cNvGraphicFramePr>
               <a:graphicFrameLocks xmlns:a="http://schemas.openxmlformats.org/drawingml/2006/main" noChangeAspect="1"/>
             </wp:cNvGraphicFramePr>
@@ -742,7 +766,7 @@
               <a:graphicData uri="http://schemas.openxmlformats.org/drawingml/2006/picture">
                 <pic:pic xmlns:pic="http://schemas.openxmlformats.org/drawingml/2006/picture">
                   <pic:nvPicPr>
-                    <pic:cNvPr id="301443604" name=""/>
+                    <pic:cNvPr id="620514531" name=""/>
                     <pic:cNvPicPr/>
                   </pic:nvPicPr>
                   <pic:blipFill>
@@ -754,7 +778,7 @@
                   <pic:spPr>
                     <a:xfrm>
                       <a:off x="0" y="0"/>
-                      <a:ext cx="6120130" cy="2628900"/>
+                      <a:ext cx="6120130" cy="1265555"/>
                     </a:xfrm>
                     <a:prstGeom prst="rect">
                       <a:avLst/>
@@ -780,36 +804,37 @@
         <w:pStyle w:val="3"/>
       </w:pPr>
       <w:r>
+        <w:lastRenderedPageBreak/>
         <w:t>Скриншот 11</w:t>
       </w:r>
     </w:p>
     <w:p>
       <w:pPr>
         <w:spacing w:after="100"/>
-      </w:pPr>
-      <w:r>
-        <w:lastRenderedPageBreak/>
+        <w:rPr>
+          <w:lang w:val="en-US"/>
+        </w:rPr>
+      </w:pPr>
+      <w:r>
         <w:t>SELECT по таблице power_components: новая запись с image_url и video_url из MinIO, formed_at после публикации и status = deleted после удаления.</w:t>
       </w:r>
     </w:p>
     <w:p>
       <w:pPr>
         <w:spacing w:after="100"/>
-        <w:jc w:val="center"/>
-        <w:rPr>
-          <w:lang w:val="en-US"/>
-        </w:rPr>
-      </w:pPr>
-      <w:r>
-        <w:rPr>
-          <w:noProof/>
+        <w:rPr>
+          <w:lang w:val="en-US"/>
+        </w:rPr>
+      </w:pPr>
+      <w:r>
+        <w:rPr>
           <w:lang w:val="en-US"/>
         </w:rPr>
         <w:drawing>
-          <wp:inline distT="0" distB="0" distL="0" distR="0" wp14:anchorId="632DC2D6" wp14:editId="16F8E475">
-            <wp:extent cx="6120130" cy="1980565"/>
-            <wp:effectExtent l="0" t="0" r="0" b="635"/>
-            <wp:docPr id="1123746181" name="Рисунок 1"/>
+          <wp:inline distT="0" distB="0" distL="0" distR="0" wp14:anchorId="3962D38F" wp14:editId="5A921980">
+            <wp:extent cx="6120130" cy="1203325"/>
+            <wp:effectExtent l="0" t="0" r="0" b="0"/>
+            <wp:docPr id="2139313204" name="Рисунок 1"/>
             <wp:cNvGraphicFramePr>
               <a:graphicFrameLocks xmlns:a="http://schemas.openxmlformats.org/drawingml/2006/main" noChangeAspect="1"/>
             </wp:cNvGraphicFramePr>
@@ -817,7 +842,7 @@
               <a:graphicData uri="http://schemas.openxmlformats.org/drawingml/2006/picture">
                 <pic:pic xmlns:pic="http://schemas.openxmlformats.org/drawingml/2006/picture">
                   <pic:nvPicPr>
-                    <pic:cNvPr id="1123746181" name=""/>
+                    <pic:cNvPr id="2139313204" name=""/>
                     <pic:cNvPicPr/>
                   </pic:nvPicPr>
                   <pic:blipFill>
@@ -829,7 +854,7 @@
                   <pic:spPr>
                     <a:xfrm>
                       <a:off x="0" y="0"/>
-                      <a:ext cx="6120130" cy="1980565"/>
+                      <a:ext cx="6120130" cy="1203325"/>
                     </a:xfrm>
                     <a:prstGeom prst="rect">
                       <a:avLst/>
@@ -845,17 +870,11 @@
     <w:p>
       <w:pPr>
         <w:pStyle w:val="3"/>
-        <w:rPr>
-          <w:lang w:val="en-US"/>
-        </w:rPr>
       </w:pPr>
       <w:r>
         <w:t>Скриншот</w:t>
       </w:r>
       <w:r>
-        <w:rPr>
-          <w:lang w:val="en-US"/>
-        </w:rPr>
         <w:t xml:space="preserve"> 12</w:t>
       </w:r>
     </w:p>
@@ -870,52 +889,85 @@
         <w:rPr>
           <w:lang w:val="en-US"/>
         </w:rPr>
-        <w:t xml:space="preserve">SELECT </w:t>
+        <w:t>SELECT</w:t>
+      </w:r>
+      <w:r>
+        <w:t xml:space="preserve"> </w:t>
       </w:r>
       <w:r>
         <w:t>по</w:t>
       </w:r>
       <w:r>
-        <w:rPr>
-          <w:lang w:val="en-US"/>
-        </w:rPr>
         <w:t xml:space="preserve"> </w:t>
       </w:r>
       <w:r>
         <w:t>таблице</w:t>
       </w:r>
       <w:r>
-        <w:rPr>
-          <w:lang w:val="en-US"/>
-        </w:rPr>
-        <w:t xml:space="preserve"> power_component_likes: </w:t>
+        <w:t xml:space="preserve"> </w:t>
+      </w:r>
+      <w:r>
+        <w:rPr>
+          <w:lang w:val="en-US"/>
+        </w:rPr>
+        <w:t>power</w:t>
+      </w:r>
+      <w:r>
+        <w:t>_</w:t>
+      </w:r>
+      <w:r>
+        <w:rPr>
+          <w:lang w:val="en-US"/>
+        </w:rPr>
+        <w:t>component</w:t>
+      </w:r>
+      <w:r>
+        <w:t>_</w:t>
+      </w:r>
+      <w:r>
+        <w:rPr>
+          <w:lang w:val="en-US"/>
+        </w:rPr>
+        <w:t>likes</w:t>
+      </w:r>
+      <w:r>
+        <w:t xml:space="preserve">: </w:t>
       </w:r>
       <w:r>
         <w:t>лайк</w:t>
       </w:r>
       <w:r>
-        <w:rPr>
-          <w:lang w:val="en-US"/>
-        </w:rPr>
         <w:t xml:space="preserve"> </w:t>
       </w:r>
       <w:r>
         <w:t>текущего</w:t>
       </w:r>
       <w:r>
-        <w:rPr>
-          <w:lang w:val="en-US"/>
-        </w:rPr>
         <w:t xml:space="preserve"> </w:t>
       </w:r>
       <w:r>
         <w:t>пользователя</w:t>
       </w:r>
       <w:r>
-        <w:rPr>
-          <w:lang w:val="en-US"/>
-        </w:rPr>
-        <w:t xml:space="preserve"> (user_id = 1).</w:t>
+        <w:t xml:space="preserve"> (</w:t>
+      </w:r>
+      <w:r>
+        <w:rPr>
+          <w:lang w:val="en-US"/>
+        </w:rPr>
+        <w:t>user</w:t>
+      </w:r>
+      <w:r>
+        <w:t>_</w:t>
+      </w:r>
+      <w:r>
+        <w:rPr>
+          <w:lang w:val="en-US"/>
+        </w:rPr>
+        <w:t>id</w:t>
+      </w:r>
+      <w:r>
+        <w:t xml:space="preserve"> = 1).</w:t>
       </w:r>
     </w:p>
     <w:p>
@@ -928,14 +980,13 @@
       </w:pPr>
       <w:r>
         <w:rPr>
-          <w:noProof/>
           <w:lang w:val="en-US"/>
         </w:rPr>
         <w:drawing>
-          <wp:inline distT="0" distB="0" distL="0" distR="0" wp14:anchorId="6A5C9798" wp14:editId="5AA8C57B">
-            <wp:extent cx="6120130" cy="4500245"/>
-            <wp:effectExtent l="0" t="0" r="0" b="0"/>
-            <wp:docPr id="1665886833" name="Рисунок 1"/>
+          <wp:inline distT="0" distB="0" distL="0" distR="0" wp14:anchorId="2EAB8872" wp14:editId="059E4BF1">
+            <wp:extent cx="5020376" cy="3086531"/>
+            <wp:effectExtent l="0" t="0" r="8890" b="0"/>
+            <wp:docPr id="126873027" name="Рисунок 1"/>
             <wp:cNvGraphicFramePr>
               <a:graphicFrameLocks xmlns:a="http://schemas.openxmlformats.org/drawingml/2006/main" noChangeAspect="1"/>
             </wp:cNvGraphicFramePr>
@@ -943,7 +994,7 @@
               <a:graphicData uri="http://schemas.openxmlformats.org/drawingml/2006/picture">
                 <pic:pic xmlns:pic="http://schemas.openxmlformats.org/drawingml/2006/picture">
                   <pic:nvPicPr>
-                    <pic:cNvPr id="1665886833" name=""/>
+                    <pic:cNvPr id="126873027" name=""/>
                     <pic:cNvPicPr/>
                   </pic:nvPicPr>
                   <pic:blipFill>
@@ -955,7 +1006,7 @@
                   <pic:spPr>
                     <a:xfrm>
                       <a:off x="0" y="0"/>
-                      <a:ext cx="6120130" cy="4500245"/>
+                      <a:ext cx="5020376" cy="3086531"/>
                     </a:xfrm>
                     <a:prstGeom prst="rect">
                       <a:avLst/>
@@ -979,6 +1030,9 @@
     <w:p>
       <w:pPr>
         <w:spacing w:after="100"/>
+        <w:rPr>
+          <w:lang w:val="en-US"/>
+        </w:rPr>
       </w:pPr>
       <w:r>
         <w:t>SELECT по таблице users: новый пользователь после регистрации, пароль хранится в виде хеша PBKDF2.</w:t>
@@ -987,21 +1041,20 @@
     <w:p>
       <w:pPr>
         <w:spacing w:after="100"/>
-        <w:rPr>
-          <w:lang w:val="en-US"/>
-        </w:rPr>
-      </w:pPr>
-      <w:r>
-        <w:rPr>
-          <w:noProof/>
-          <w:lang w:val="en-US"/>
-        </w:rPr>
-        <w:lastRenderedPageBreak/>
+        <w:jc w:val="center"/>
+        <w:rPr>
+          <w:lang w:val="en-US"/>
+        </w:rPr>
+      </w:pPr>
+      <w:r>
+        <w:rPr>
+          <w:lang w:val="en-US"/>
+        </w:rPr>
         <w:drawing>
-          <wp:inline distT="0" distB="0" distL="0" distR="0" wp14:anchorId="66526153" wp14:editId="1D7BFE26">
-            <wp:extent cx="6120130" cy="1737360"/>
-            <wp:effectExtent l="0" t="0" r="0" b="0"/>
-            <wp:docPr id="332621953" name="Рисунок 1"/>
+          <wp:inline distT="0" distB="0" distL="0" distR="0" wp14:anchorId="4DE3F518" wp14:editId="774022BC">
+            <wp:extent cx="6120130" cy="908685"/>
+            <wp:effectExtent l="0" t="0" r="0" b="5715"/>
+            <wp:docPr id="1887687714" name="Рисунок 1"/>
             <wp:cNvGraphicFramePr>
               <a:graphicFrameLocks xmlns:a="http://schemas.openxmlformats.org/drawingml/2006/main" noChangeAspect="1"/>
             </wp:cNvGraphicFramePr>
@@ -1009,7 +1062,7 @@
               <a:graphicData uri="http://schemas.openxmlformats.org/drawingml/2006/picture">
                 <pic:pic xmlns:pic="http://schemas.openxmlformats.org/drawingml/2006/picture">
                   <pic:nvPicPr>
-                    <pic:cNvPr id="332621953" name=""/>
+                    <pic:cNvPr id="1887687714" name=""/>
                     <pic:cNvPicPr/>
                   </pic:nvPicPr>
                   <pic:blipFill>
@@ -1021,7 +1074,7 @@
                   <pic:spPr>
                     <a:xfrm>
                       <a:off x="0" y="0"/>
-                      <a:ext cx="6120130" cy="1737360"/>
+                      <a:ext cx="6120130" cy="908685"/>
                     </a:xfrm>
                     <a:prstGeom prst="rect">
                       <a:avLst/>
@@ -1088,14 +1141,14 @@
       </w:pPr>
       <w:r>
         <w:rPr>
-          <w:noProof/>
-          <w:lang w:val="en-US"/>
-        </w:rPr>
+          <w:lang w:val="en-US"/>
+        </w:rPr>
+        <w:lastRenderedPageBreak/>
         <w:drawing>
-          <wp:inline distT="0" distB="0" distL="0" distR="0" wp14:anchorId="69199417" wp14:editId="59FF24A2">
-            <wp:extent cx="6120130" cy="3451225"/>
-            <wp:effectExtent l="0" t="0" r="0" b="0"/>
-            <wp:docPr id="686465835" name="Рисунок 1"/>
+          <wp:inline distT="0" distB="0" distL="0" distR="0" wp14:anchorId="4346952D" wp14:editId="2932176E">
+            <wp:extent cx="6120130" cy="3407410"/>
+            <wp:effectExtent l="0" t="0" r="0" b="2540"/>
+            <wp:docPr id="1270827588" name="Рисунок 1"/>
             <wp:cNvGraphicFramePr>
               <a:graphicFrameLocks xmlns:a="http://schemas.openxmlformats.org/drawingml/2006/main" noChangeAspect="1"/>
             </wp:cNvGraphicFramePr>
@@ -1103,7 +1156,7 @@
               <a:graphicData uri="http://schemas.openxmlformats.org/drawingml/2006/picture">
                 <pic:pic xmlns:pic="http://schemas.openxmlformats.org/drawingml/2006/picture">
                   <pic:nvPicPr>
-                    <pic:cNvPr id="686465835" name=""/>
+                    <pic:cNvPr id="1270827588" name=""/>
                     <pic:cNvPicPr/>
                   </pic:nvPicPr>
                   <pic:blipFill>
@@ -1115,7 +1168,7 @@
                   <pic:spPr>
                     <a:xfrm>
                       <a:off x="0" y="0"/>
-                      <a:ext cx="6120130" cy="3451225"/>
+                      <a:ext cx="6120130" cy="3407410"/>
                     </a:xfrm>
                     <a:prstGeom prst="rect">
                       <a:avLst/>
@@ -1131,17 +1184,11 @@
     <w:p>
       <w:pPr>
         <w:pStyle w:val="3"/>
-        <w:rPr>
-          <w:lang w:val="en-US"/>
-        </w:rPr>
       </w:pPr>
       <w:r>
         <w:t>Скриншот</w:t>
       </w:r>
       <w:r>
-        <w:rPr>
-          <w:lang w:val="en-US"/>
-        </w:rPr>
         <w:t xml:space="preserve"> 15</w:t>
       </w:r>
     </w:p>
@@ -1153,42 +1200,26 @@
         </w:rPr>
       </w:pPr>
       <w:r>
-        <w:t>Сериализаторы</w:t>
-      </w:r>
-      <w:r>
-        <w:rPr>
-          <w:lang w:val="en-US"/>
-        </w:rPr>
-        <w:t xml:space="preserve"> Pydantic: schemas/power_component.py </w:t>
-      </w:r>
-      <w:r>
-        <w:t>и</w:t>
-      </w:r>
-      <w:r>
-        <w:rPr>
-          <w:lang w:val="en-US"/>
-        </w:rPr>
-        <w:t xml:space="preserve"> schemas/common.py (ApiResponse).</w:t>
-      </w:r>
-    </w:p>
-    <w:p>
-      <w:pPr>
-        <w:spacing w:after="100"/>
-        <w:rPr>
-          <w:lang w:val="en-US"/>
-        </w:rPr>
-      </w:pPr>
-      <w:r>
-        <w:rPr>
-          <w:noProof/>
+        <w:t>Сериализаторы Pydantic: schemas/power_component.py (ответы и входные данные компонентов, признаки is_mine и is_liked) и schemas/user.py.</w:t>
+      </w:r>
+    </w:p>
+    <w:p>
+      <w:pPr>
+        <w:spacing w:after="100"/>
+        <w:rPr>
+          <w:lang w:val="en-US"/>
+        </w:rPr>
+      </w:pPr>
+      <w:r>
+        <w:rPr>
           <w:lang w:val="en-US"/>
         </w:rPr>
         <w:lastRenderedPageBreak/>
         <w:drawing>
-          <wp:inline distT="0" distB="0" distL="0" distR="0" wp14:anchorId="2EEE6773" wp14:editId="511DAF81">
-            <wp:extent cx="6120130" cy="3447415"/>
-            <wp:effectExtent l="0" t="0" r="0" b="635"/>
-            <wp:docPr id="1078969310" name="Рисунок 1"/>
+          <wp:inline distT="0" distB="0" distL="0" distR="0" wp14:anchorId="50DB97C6" wp14:editId="10191128">
+            <wp:extent cx="6120130" cy="5524500"/>
+            <wp:effectExtent l="0" t="0" r="0" b="0"/>
+            <wp:docPr id="2147038772" name="Рисунок 1"/>
             <wp:cNvGraphicFramePr>
               <a:graphicFrameLocks xmlns:a="http://schemas.openxmlformats.org/drawingml/2006/main" noChangeAspect="1"/>
             </wp:cNvGraphicFramePr>
@@ -1196,7 +1227,7 @@
               <a:graphicData uri="http://schemas.openxmlformats.org/drawingml/2006/picture">
                 <pic:pic xmlns:pic="http://schemas.openxmlformats.org/drawingml/2006/picture">
                   <pic:nvPicPr>
-                    <pic:cNvPr id="1078969310" name=""/>
+                    <pic:cNvPr id="2147038772" name=""/>
                     <pic:cNvPicPr/>
                   </pic:nvPicPr>
                   <pic:blipFill>
@@ -1208,7 +1239,7 @@
                   <pic:spPr>
                     <a:xfrm>
                       <a:off x="0" y="0"/>
-                      <a:ext cx="6120130" cy="3447415"/>
+                      <a:ext cx="6120130" cy="5524500"/>
                     </a:xfrm>
                     <a:prstGeom prst="rect">
                       <a:avLst/>
@@ -1224,17 +1255,11 @@
     <w:p>
       <w:pPr>
         <w:pStyle w:val="3"/>
-        <w:rPr>
-          <w:lang w:val="en-US"/>
-        </w:rPr>
       </w:pPr>
       <w:r>
         <w:t>Скриншот</w:t>
       </w:r>
       <w:r>
-        <w:rPr>
-          <w:lang w:val="en-US"/>
-        </w:rPr>
         <w:t xml:space="preserve"> 16</w:t>
       </w:r>
     </w:p>
@@ -1249,92 +1274,212 @@
         <w:t>Функция</w:t>
       </w:r>
       <w:r>
-        <w:rPr>
-          <w:lang w:val="en-US"/>
-        </w:rPr>
-        <w:t xml:space="preserve">-singleton core/current_user.py (CREATOR_ID = 1) </w:t>
+        <w:t>-</w:t>
+      </w:r>
+      <w:r>
+        <w:rPr>
+          <w:lang w:val="en-US"/>
+        </w:rPr>
+        <w:t>singleton</w:t>
+      </w:r>
+      <w:r>
+        <w:t xml:space="preserve"> </w:t>
+      </w:r>
+      <w:r>
+        <w:rPr>
+          <w:lang w:val="en-US"/>
+        </w:rPr>
+        <w:t>core</w:t>
+      </w:r>
+      <w:r>
+        <w:t>/</w:t>
+      </w:r>
+      <w:r>
+        <w:rPr>
+          <w:lang w:val="en-US"/>
+        </w:rPr>
+        <w:t>current</w:t>
+      </w:r>
+      <w:r>
+        <w:t>_</w:t>
+      </w:r>
+      <w:r>
+        <w:rPr>
+          <w:lang w:val="en-US"/>
+        </w:rPr>
+        <w:t>user</w:t>
+      </w:r>
+      <w:r>
+        <w:t>.</w:t>
+      </w:r>
+      <w:r>
+        <w:rPr>
+          <w:lang w:val="en-US"/>
+        </w:rPr>
+        <w:t>py</w:t>
+      </w:r>
+      <w:r>
+        <w:t xml:space="preserve"> (</w:t>
+      </w:r>
+      <w:r>
+        <w:rPr>
+          <w:lang w:val="en-US"/>
+        </w:rPr>
+        <w:t>CREATOR</w:t>
+      </w:r>
+      <w:r>
+        <w:t>_</w:t>
+      </w:r>
+      <w:r>
+        <w:rPr>
+          <w:lang w:val="en-US"/>
+        </w:rPr>
+        <w:t>ID</w:t>
+      </w:r>
+      <w:r>
+        <w:t xml:space="preserve"> = 1) </w:t>
       </w:r>
       <w:r>
         <w:t>и</w:t>
       </w:r>
       <w:r>
-        <w:rPr>
-          <w:lang w:val="en-US"/>
-        </w:rPr>
         <w:t xml:space="preserve"> </w:t>
       </w:r>
       <w:r>
         <w:t>её</w:t>
       </w:r>
       <w:r>
-        <w:rPr>
-          <w:lang w:val="en-US"/>
-        </w:rPr>
         <w:t xml:space="preserve"> </w:t>
       </w:r>
       <w:r>
         <w:t>использование</w:t>
       </w:r>
       <w:r>
-        <w:rPr>
-          <w:lang w:val="en-US"/>
-        </w:rPr>
         <w:t xml:space="preserve"> </w:t>
       </w:r>
       <w:r>
         <w:t>в</w:t>
       </w:r>
       <w:r>
-        <w:rPr>
-          <w:lang w:val="en-US"/>
-        </w:rPr>
         <w:t xml:space="preserve"> </w:t>
       </w:r>
       <w:r>
         <w:t>методах</w:t>
       </w:r>
       <w:r>
-        <w:rPr>
-          <w:lang w:val="en-US"/>
-        </w:rPr>
         <w:t xml:space="preserve"> </w:t>
       </w:r>
       <w:r>
         <w:t>через</w:t>
       </w:r>
       <w:r>
-        <w:rPr>
-          <w:lang w:val="en-US"/>
-        </w:rPr>
-        <w:t xml:space="preserve"> Depends(get_current_user) </w:t>
+        <w:t xml:space="preserve"> </w:t>
+      </w:r>
+      <w:r>
+        <w:rPr>
+          <w:lang w:val="en-US"/>
+        </w:rPr>
+        <w:t>Depends</w:t>
+      </w:r>
+      <w:r>
+        <w:t>(</w:t>
+      </w:r>
+      <w:r>
+        <w:rPr>
+          <w:lang w:val="en-US"/>
+        </w:rPr>
+        <w:t>get</w:t>
+      </w:r>
+      <w:r>
+        <w:t>_</w:t>
+      </w:r>
+      <w:r>
+        <w:rPr>
+          <w:lang w:val="en-US"/>
+        </w:rPr>
+        <w:t>current</w:t>
+      </w:r>
+      <w:r>
+        <w:t>_</w:t>
+      </w:r>
+      <w:r>
+        <w:rPr>
+          <w:lang w:val="en-US"/>
+        </w:rPr>
+        <w:t>user</w:t>
+      </w:r>
+      <w:r>
+        <w:t xml:space="preserve">) </w:t>
       </w:r>
       <w:r>
         <w:t>в</w:t>
       </w:r>
       <w:r>
-        <w:rPr>
-          <w:lang w:val="en-US"/>
-        </w:rPr>
-        <w:t xml:space="preserve"> api/power_components_api.py.</w:t>
-      </w:r>
-    </w:p>
-    <w:p>
-      <w:pPr>
-        <w:spacing w:after="100"/>
-        <w:rPr>
-          <w:lang w:val="en-US"/>
-        </w:rPr>
-      </w:pPr>
-      <w:r>
-        <w:rPr>
-          <w:noProof/>
-          <w:lang w:val="en-US"/>
-        </w:rPr>
+        <w:t xml:space="preserve"> </w:t>
+      </w:r>
+      <w:r>
+        <w:rPr>
+          <w:lang w:val="en-US"/>
+        </w:rPr>
+        <w:t>api</w:t>
+      </w:r>
+      <w:r>
+        <w:t>/</w:t>
+      </w:r>
+      <w:r>
+        <w:rPr>
+          <w:lang w:val="en-US"/>
+        </w:rPr>
+        <w:t>power</w:t>
+      </w:r>
+      <w:r>
+        <w:t>_</w:t>
+      </w:r>
+      <w:r>
+        <w:rPr>
+          <w:lang w:val="en-US"/>
+        </w:rPr>
+        <w:t>components</w:t>
+      </w:r>
+      <w:r>
+        <w:t>_</w:t>
+      </w:r>
+      <w:r>
+        <w:rPr>
+          <w:lang w:val="en-US"/>
+        </w:rPr>
+        <w:t>api</w:t>
+      </w:r>
+      <w:r>
+        <w:t>.</w:t>
+      </w:r>
+      <w:r>
+        <w:rPr>
+          <w:lang w:val="en-US"/>
+        </w:rPr>
+        <w:t>py</w:t>
+      </w:r>
+      <w:r>
+        <w:t>.</w:t>
+      </w:r>
+    </w:p>
+    <w:p>
+      <w:pPr>
+        <w:spacing w:after="100"/>
+        <w:rPr>
+          <w:lang w:val="en-US"/>
+        </w:rPr>
+      </w:pPr>
+      <w:r>
+        <w:rPr>
+          <w:lang w:val="en-US"/>
+        </w:rPr>
+        <w:lastRenderedPageBreak/>
         <w:drawing>
-          <wp:inline distT="0" distB="0" distL="0" distR="0" wp14:anchorId="4684A284" wp14:editId="4D9FCAE0">
-            <wp:extent cx="6120130" cy="3418205"/>
-            <wp:effectExtent l="0" t="0" r="0" b="0"/>
-            <wp:docPr id="2032617465" name="Рисунок 1"/>
+          <wp:inline distT="0" distB="0" distL="0" distR="0" wp14:anchorId="68C69388" wp14:editId="2725C95D">
+            <wp:extent cx="6120130" cy="3423920"/>
+            <wp:effectExtent l="0" t="0" r="0" b="5080"/>
+            <wp:docPr id="921948203" name="Рисунок 1"/>
             <wp:cNvGraphicFramePr>
               <a:graphicFrameLocks xmlns:a="http://schemas.openxmlformats.org/drawingml/2006/main" noChangeAspect="1"/>
             </wp:cNvGraphicFramePr>
@@ -1342,7 +1487,7 @@
               <a:graphicData uri="http://schemas.openxmlformats.org/drawingml/2006/picture">
                 <pic:pic xmlns:pic="http://schemas.openxmlformats.org/drawingml/2006/picture">
                   <pic:nvPicPr>
-                    <pic:cNvPr id="2032617465" name=""/>
+                    <pic:cNvPr id="921948203" name=""/>
                     <pic:cNvPicPr/>
                   </pic:nvPicPr>
                   <pic:blipFill>
@@ -1354,7 +1499,7 @@
                   <pic:spPr>
                     <a:xfrm>
                       <a:off x="0" y="0"/>
-                      <a:ext cx="6120130" cy="3418205"/>
+                      <a:ext cx="6120130" cy="3423920"/>
                     </a:xfrm>
                     <a:prstGeom prst="rect">
                       <a:avLst/>
@@ -1378,6 +1523,9 @@
     <w:p>
       <w:pPr>
         <w:spacing w:after="100"/>
+        <w:rPr>
+          <w:lang w:val="en-US"/>
+        </w:rPr>
       </w:pPr>
       <w:r>
         <w:t>README.md: описание HTTP-методов (URL, входные и выходные данные) и таблиц БД с полями.</w:t>
@@ -1392,15 +1540,13 @@
       </w:pPr>
       <w:r>
         <w:rPr>
-          <w:noProof/>
-          <w:lang w:val="en-US"/>
-        </w:rPr>
-        <w:lastRenderedPageBreak/>
+          <w:lang w:val="en-US"/>
+        </w:rPr>
         <w:drawing>
-          <wp:inline distT="0" distB="0" distL="0" distR="0" wp14:anchorId="429DA242" wp14:editId="0F94D03C">
-            <wp:extent cx="6120130" cy="4565015"/>
-            <wp:effectExtent l="0" t="0" r="0" b="6985"/>
-            <wp:docPr id="573706442" name="Рисунок 1"/>
+          <wp:inline distT="0" distB="0" distL="0" distR="0" wp14:anchorId="767D9DAE" wp14:editId="6C30F4D3">
+            <wp:extent cx="6120130" cy="3495040"/>
+            <wp:effectExtent l="0" t="0" r="0" b="0"/>
+            <wp:docPr id="758461036" name="Рисунок 1"/>
             <wp:cNvGraphicFramePr>
               <a:graphicFrameLocks xmlns:a="http://schemas.openxmlformats.org/drawingml/2006/main" noChangeAspect="1"/>
             </wp:cNvGraphicFramePr>
@@ -1408,7 +1554,7 @@
               <a:graphicData uri="http://schemas.openxmlformats.org/drawingml/2006/picture">
                 <pic:pic xmlns:pic="http://schemas.openxmlformats.org/drawingml/2006/picture">
                   <pic:nvPicPr>
-                    <pic:cNvPr id="573706442" name=""/>
+                    <pic:cNvPr id="758461036" name=""/>
                     <pic:cNvPicPr/>
                   </pic:nvPicPr>
                   <pic:blipFill>
@@ -1420,7 +1566,7 @@
                   <pic:spPr>
                     <a:xfrm>
                       <a:off x="0" y="0"/>
-                      <a:ext cx="6120130" cy="4565015"/>
+                      <a:ext cx="6120130" cy="3495040"/>
                     </a:xfrm>
                     <a:prstGeom prst="rect">
                       <a:avLst/>

--- a/lab3-screenshots.docx
+++ b/lab3-screenshots.docx
@@ -210,7 +210,7 @@
         <w:spacing w:after="100"/>
       </w:pPr>
       <w:r>
-        <w:t>POST /api/power_components — добавление новой услуги с картинкой и видео (form-data: title, image, video). Файлы сохранены в MinIO, ссылки — в image_url и video_url.</w:t>
+        <w:t>POST /api/power_components — добавление нового компонента с картинкой и видео (form-data: title, image, video). Файлы сохранены в MinIO, ссылки — в image_url и video_url.</w:t>
       </w:r>
     </w:p>
     <w:p>
